--- a/Files/Siebe Boeckx Resume.docx
+++ b/Files/Siebe Boeckx Resume.docx
@@ -42,7 +42,7 @@
                 <w:lang w:val="en-GB"/>
               </w:rPr>
               <w:drawing>
-                <wp:inline distT="0" distB="0" distL="0" distR="0" wp14:anchorId="03DF2252" wp14:editId="7656039D">
+                <wp:inline distT="0" distB="0" distL="0" distR="0" wp14:anchorId="03DF2252" wp14:editId="6E4D67C2">
                   <wp:extent cx="2133600" cy="1600200"/>
                   <wp:effectExtent l="76200" t="76200" r="76200" b="76200"/>
                   <wp:docPr id="2019719122" name="Picture 2"/>
@@ -438,66 +438,36 @@
                   <w:rStyle w:val="Hyperlink"/>
                   <w:lang w:val="en-GB"/>
                 </w:rPr>
-                <w:t>https://siebeboeckx.gi</w:t>
-              </w:r>
-              <w:r>
-                <w:rPr>
-                  <w:rStyle w:val="Hyperlink"/>
-                  <w:lang w:val="en-GB"/>
-                </w:rPr>
-                <w:t>t</w:t>
-              </w:r>
-              <w:r>
-                <w:rPr>
-                  <w:rStyle w:val="Hyperlink"/>
-                  <w:lang w:val="en-GB"/>
-                </w:rPr>
-                <w:t>hub.io/</w:t>
+                <w:t>https://siebeboeckx.github.io/</w:t>
               </w:r>
             </w:hyperlink>
           </w:p>
           <w:p>
             <w:pPr>
-              <w:rPr>
-                <w:color w:val="B85A22" w:themeColor="accent2" w:themeShade="BF"/>
-                <w:u w:val="single"/>
-                <w:lang w:val="en-GB"/>
-              </w:rPr>
-            </w:pPr>
-          </w:p>
-          <w:p>
-            <w:pPr>
-              <w:rPr>
-                <w:rFonts w:asciiTheme="majorHAnsi" w:eastAsiaTheme="majorEastAsia" w:hAnsiTheme="majorHAnsi" w:cstheme="majorBidi"/>
-                <w:b/>
-                <w:caps/>
-                <w:color w:val="548AB7" w:themeColor="accent1" w:themeShade="BF"/>
-                <w:sz w:val="28"/>
-                <w:szCs w:val="24"/>
-                <w:lang w:val="en-GB"/>
-              </w:rPr>
-            </w:pPr>
-            <w:r>
-              <w:rPr>
-                <w:rFonts w:asciiTheme="majorHAnsi" w:eastAsiaTheme="majorEastAsia" w:hAnsiTheme="majorHAnsi" w:cstheme="majorBidi"/>
-                <w:b/>
-                <w:caps/>
-                <w:color w:val="548AB7" w:themeColor="accent1" w:themeShade="BF"/>
-                <w:sz w:val="28"/>
-                <w:szCs w:val="24"/>
-                <w:lang w:val="en-GB"/>
-              </w:rPr>
-              <w:t>characteristic</w:t>
-            </w:r>
-            <w:r>
-              <w:rPr>
-                <w:rFonts w:asciiTheme="majorHAnsi" w:eastAsiaTheme="majorEastAsia" w:hAnsiTheme="majorHAnsi" w:cstheme="majorBidi"/>
-                <w:b/>
-                <w:caps/>
-                <w:color w:val="548AB7" w:themeColor="accent1" w:themeShade="BF"/>
-                <w:sz w:val="28"/>
-                <w:szCs w:val="24"/>
-                <w:lang w:val="en-GB"/>
+              <w:pStyle w:val="Heading3"/>
+              <w:rPr>
+                <w:lang w:val="en-GB"/>
+              </w:rPr>
+            </w:pPr>
+            <w:r>
+              <w:t>characteristics</w:t>
+            </w:r>
+          </w:p>
+          <w:p>
+            <w:pPr>
+              <w:rPr>
+                <w:lang w:val="en-GB"/>
+              </w:rPr>
+            </w:pPr>
+            <w:r>
+              <w:rPr>
+                <w:lang w:val="en"/>
+              </w:rPr>
+              <w:t>Meticulou</w:t>
+            </w:r>
+            <w:r>
+              <w:rPr>
+                <w:lang w:val="en"/>
               </w:rPr>
               <w:t>s</w:t>
             </w:r>
@@ -510,25 +480,6 @@
             </w:pPr>
             <w:r>
               <w:rPr>
-                <w:lang w:val="en"/>
-              </w:rPr>
-              <w:t>Meticulou</w:t>
-            </w:r>
-            <w:r>
-              <w:rPr>
-                <w:lang w:val="en"/>
-              </w:rPr>
-              <w:t>s</w:t>
-            </w:r>
-          </w:p>
-          <w:p>
-            <w:pPr>
-              <w:rPr>
-                <w:lang w:val="en-GB"/>
-              </w:rPr>
-            </w:pPr>
-            <w:r>
-              <w:rPr>
                 <w:lang w:val="en-GB"/>
               </w:rPr>
               <w:t>Duty-conscious</w:t>
@@ -562,13 +513,6 @@
           </w:p>
           <w:p>
             <w:pPr>
-              <w:rPr>
-                <w:lang w:val="en-GB"/>
-              </w:rPr>
-            </w:pPr>
-          </w:p>
-          <w:p>
-            <w:pPr>
               <w:pStyle w:val="Heading3"/>
               <w:rPr>
                 <w:lang w:val="en-GB"/>
@@ -604,6 +548,19 @@
               <w:rPr>
                 <w:lang w:val="en-GB"/>
               </w:rPr>
+              <w:t>Gaming</w:t>
+            </w:r>
+          </w:p>
+          <w:p>
+            <w:pPr>
+              <w:rPr>
+                <w:lang w:val="en-GB"/>
+              </w:rPr>
+            </w:pPr>
+            <w:r>
+              <w:rPr>
+                <w:lang w:val="en-GB"/>
+              </w:rPr>
               <w:t>Swimming</w:t>
             </w:r>
           </w:p>
@@ -622,42 +579,23 @@
           </w:p>
           <w:p>
             <w:pPr>
-              <w:rPr>
-                <w:lang w:val="en-GB"/>
-              </w:rPr>
-            </w:pPr>
-            <w:r>
-              <w:rPr>
-                <w:lang w:val="en-GB"/>
-              </w:rPr>
-              <w:t>Gam</w:t>
-            </w:r>
-            <w:r>
-              <w:rPr>
-                <w:lang w:val="en-GB"/>
-              </w:rPr>
-              <w:t>ing</w:t>
-            </w:r>
-          </w:p>
-          <w:p>
-            <w:pPr>
-              <w:rPr>
-                <w:lang w:val="en-GB"/>
-              </w:rPr>
-            </w:pPr>
-          </w:p>
-          <w:p>
-            <w:pPr>
               <w:pStyle w:val="Heading3"/>
-              <w:rPr>
-                <w:lang w:val="en-GB"/>
-              </w:rPr>
-            </w:pPr>
-            <w:r>
-              <w:rPr>
-                <w:lang w:val="en-GB"/>
-              </w:rPr>
+            </w:pPr>
+            <w:r>
               <w:t>Languages</w:t>
+            </w:r>
+          </w:p>
+          <w:p/>
+          <w:p/>
+          <w:p/>
+          <w:p/>
+          <w:p/>
+          <w:p>
+            <w:pPr>
+              <w:pStyle w:val="Heading3"/>
+            </w:pPr>
+            <w:r>
+              <w:t>Technical skills</w:t>
             </w:r>
           </w:p>
         </w:tc>
@@ -691,7 +629,19 @@
               <w:rPr>
                 <w:lang w:val="en-GB"/>
               </w:rPr>
-              <w:t>Werk</w:t>
+              <w:t>W</w:t>
+            </w:r>
+            <w:r>
+              <w:rPr>
+                <w:lang w:val="en-GB"/>
+              </w:rPr>
+              <w:t>O</w:t>
+            </w:r>
+            <w:r>
+              <w:rPr>
+                <w:lang w:val="en-GB"/>
+              </w:rPr>
+              <w:t>rk</w:t>
             </w:r>
             <w:r>
               <w:rPr>
@@ -703,9 +653,6 @@
           <w:p>
             <w:pPr>
               <w:pStyle w:val="Heading4"/>
-              <w:rPr>
-                <w:lang/>
-              </w:rPr>
             </w:pPr>
             <w:r>
               <w:rPr>
@@ -719,6 +666,12 @@
               </w:rPr>
               <w:t xml:space="preserve"> “App-Makers”</w:t>
             </w:r>
+            <w:r>
+              <w:rPr>
+                <w:lang w:val="en"/>
+              </w:rPr>
+              <w:t>, Skillz</w:t>
+            </w:r>
           </w:p>
           <w:p>
             <w:pPr>
@@ -732,56 +685,7 @@
                 <w:color w:val="A6A6A6" w:themeColor="background1" w:themeShade="A6"/>
                 <w:lang w:val="en-GB"/>
               </w:rPr>
-              <w:t xml:space="preserve">August </w:t>
-            </w:r>
-            <w:r>
-              <w:rPr>
-                <w:color w:val="A6A6A6" w:themeColor="background1" w:themeShade="A6"/>
-                <w:lang w:val="en-GB"/>
-              </w:rPr>
-              <w:t>4</w:t>
-            </w:r>
-            <w:r>
-              <w:rPr>
-                <w:color w:val="A6A6A6" w:themeColor="background1" w:themeShade="A6"/>
-                <w:lang w:val="en-GB"/>
-              </w:rPr>
-              <w:t>th 202</w:t>
-            </w:r>
-            <w:r>
-              <w:rPr>
-                <w:color w:val="A6A6A6" w:themeColor="background1" w:themeShade="A6"/>
-                <w:lang w:val="en-GB"/>
-              </w:rPr>
-              <w:t>5</w:t>
-            </w:r>
-            <w:r>
-              <w:rPr>
-                <w:color w:val="A6A6A6" w:themeColor="background1" w:themeShade="A6"/>
-                <w:lang w:val="en-GB"/>
-              </w:rPr>
-              <w:t xml:space="preserve"> – </w:t>
-            </w:r>
-            <w:r>
-              <w:rPr>
-                <w:color w:val="A6A6A6" w:themeColor="background1" w:themeShade="A6"/>
-                <w:lang w:val="en-GB"/>
-              </w:rPr>
-              <w:t>August 8th</w:t>
-            </w:r>
-            <w:r>
-              <w:rPr>
-                <w:color w:val="A6A6A6" w:themeColor="background1" w:themeShade="A6"/>
-                <w:lang w:val="en-GB"/>
-              </w:rPr>
-              <w:t xml:space="preserve"> 202</w:t>
-            </w:r>
-            <w:r>
-              <w:rPr>
-                <w:color w:val="A6A6A6" w:themeColor="background1" w:themeShade="A6"/>
-                <w:lang w:val="en-GB"/>
-              </w:rPr>
-              <w:t>5</w:t>
+              <w:t>August 4th 2025 – August 8th 2025</w:t>
             </w:r>
           </w:p>
           <w:p>
@@ -849,9 +753,6 @@
           <w:p>
             <w:pPr>
               <w:pStyle w:val="Heading4"/>
-              <w:rPr>
-                <w:lang/>
-              </w:rPr>
             </w:pPr>
             <w:r>
               <w:rPr>
@@ -1290,29 +1191,57 @@
                 <w:lang w:val="en-GB"/>
               </w:rPr>
             </w:pPr>
+          </w:p>
+          <w:p>
+            <w:pPr>
+              <w:pStyle w:val="Heading2"/>
+              <w:rPr>
+                <w:lang w:val="en-GB"/>
+              </w:rPr>
+            </w:pPr>
+            <w:r>
+              <w:rPr>
+                <w:lang w:val="en-GB"/>
+              </w:rPr>
+              <w:t>Extra Info</w:t>
+            </w:r>
+          </w:p>
+          <w:p>
+            <w:pPr>
+              <w:rPr>
+                <w:lang w:val="en-GB"/>
+              </w:rPr>
+            </w:pPr>
+            <w:r>
+              <w:rPr>
+                <w:lang w:val="en-GB"/>
+              </w:rPr>
+              <w:t>Drivers license B</w:t>
+            </w:r>
           </w:p>
         </w:tc>
       </w:tr>
     </w:tbl>
     <w:p>
       <w:pPr>
-        <w:tabs>
-          <w:tab w:val="left" w:pos="990"/>
-        </w:tabs>
+        <w:ind w:left="142"/>
         <w:rPr>
           <w:lang w:val="en-GB"/>
         </w:rPr>
       </w:pPr>
       <w:r>
-        <w:rPr>
-          <w:noProof/>
-          <w:color w:val="000000" w:themeColor="text1"/>
-          <w:lang w:val="en-GB"/>
-        </w:rPr>
         <w:drawing>
-          <wp:inline distT="0" distB="0" distL="0" distR="0" wp14:anchorId="60930394" wp14:editId="2E1A8CCC">
-            <wp:extent cx="2362200" cy="1143000"/>
+          <wp:anchor distT="0" distB="0" distL="114300" distR="114300" simplePos="0" relativeHeight="251658240" behindDoc="0" locked="0" layoutInCell="1" allowOverlap="1" wp14:anchorId="6D8D1782" wp14:editId="32D0154C">
+            <wp:simplePos x="0" y="0"/>
+            <wp:positionH relativeFrom="column">
+              <wp:posOffset>-281940</wp:posOffset>
+            </wp:positionH>
+            <wp:positionV relativeFrom="paragraph">
+              <wp:posOffset>-1119505</wp:posOffset>
+            </wp:positionV>
+            <wp:extent cx="2362200" cy="792480"/>
             <wp:effectExtent l="0" t="0" r="0" b="0"/>
+            <wp:wrapNone/>
             <wp:docPr id="12" name="Chart 12" descr="skills chart"/>
             <wp:cNvGraphicFramePr/>
             <a:graphic xmlns:a="http://schemas.openxmlformats.org/drawingml/2006/main">
@@ -1320,8 +1249,43 @@
                 <c:chart xmlns:c="http://schemas.openxmlformats.org/drawingml/2006/chart" xmlns:r="http://schemas.openxmlformats.org/officeDocument/2006/relationships" r:id="rId10"/>
               </a:graphicData>
             </a:graphic>
-          </wp:inline>
+            <wp14:sizeRelV relativeFrom="margin">
+              <wp14:pctHeight>0</wp14:pctHeight>
+            </wp14:sizeRelV>
+          </wp:anchor>
         </w:drawing>
+      </w:r>
+      <w:r>
+        <w:rPr>
+          <w:lang w:val="en-GB"/>
+        </w:rPr>
+        <w:t>Proficient: C++, C#, Unreal Blueprints</w:t>
+      </w:r>
+    </w:p>
+    <w:p>
+      <w:pPr>
+        <w:ind w:left="142"/>
+        <w:rPr>
+          <w:lang w:val="en-GB"/>
+        </w:rPr>
+      </w:pPr>
+      <w:r>
+        <w:rPr>
+          <w:lang w:val="en-GB"/>
+        </w:rPr>
+        <w:t>Basic knowledge</w:t>
+      </w:r>
+      <w:r>
+        <w:rPr>
+          <w:lang w:val="en-GB"/>
+        </w:rPr>
+        <w:t xml:space="preserve">: </w:t>
+      </w:r>
+      <w:r>
+        <w:rPr>
+          <w:lang w:val="en-GB"/>
+        </w:rPr>
+        <w:t>HTML, CSS, JavaScript</w:t>
       </w:r>
     </w:p>
     <w:sectPr>
@@ -1905,11 +1869,11 @@
     <w:link w:val="Heading3Char"/>
     <w:uiPriority w:val="9"/>
     <w:qFormat/>
-    <w:rsid w:val="00940A66"/>
+    <w:rsid w:val="00564632"/>
     <w:pPr>
       <w:keepNext/>
       <w:keepLines/>
-      <w:spacing w:before="240" w:after="120"/>
+      <w:spacing w:before="120" w:after="120"/>
       <w:outlineLvl w:val="2"/>
     </w:pPr>
     <w:rPr>
@@ -1939,6 +1903,7 @@
   <w:style w:type="character" w:default="1" w:styleId="DefaultParagraphFont">
     <w:name w:val="Default Paragraph Font"/>
     <w:uiPriority w:val="1"/>
+    <w:semiHidden/>
     <w:unhideWhenUsed/>
   </w:style>
   <w:style w:type="table" w:default="1" w:styleId="TableNormal">
@@ -2186,7 +2151,7 @@
     <w:basedOn w:val="DefaultParagraphFont"/>
     <w:link w:val="Heading3"/>
     <w:uiPriority w:val="9"/>
-    <w:rsid w:val="00940A66"/>
+    <w:rsid w:val="00564632"/>
     <w:rPr>
       <w:rFonts w:asciiTheme="majorHAnsi" w:eastAsiaTheme="majorEastAsia" w:hAnsiTheme="majorHAnsi" w:cstheme="majorBidi"/>
       <w:b/>
@@ -2217,6 +2182,16 @@
     <w:rPr>
       <w:color w:val="704404" w:themeColor="followedHyperlink"/>
       <w:u w:val="single"/>
+    </w:rPr>
+  </w:style>
+  <w:style w:type="paragraph" w:styleId="NoSpacing">
+    <w:name w:val="No Spacing"/>
+    <w:uiPriority w:val="1"/>
+    <w:qFormat/>
+    <w:rsid w:val="00D67893"/>
+    <w:rPr>
+      <w:sz w:val="18"/>
+      <w:szCs w:val="22"/>
     </w:rPr>
   </w:style>
 </w:styles>
@@ -2316,7 +2291,7 @@
           </c:val>
           <c:extLst>
             <c:ext xmlns:c16="http://schemas.microsoft.com/office/drawing/2014/chart" uri="{C3380CC4-5D6E-409C-BE32-E72D297353CC}">
-              <c16:uniqueId val="{00000000-FB7E-4C72-AC1C-22BF170CB9F2}"/>
+              <c16:uniqueId val="{00000000-079F-4D68-9924-B2215D0E7D8E}"/>
             </c:ext>
           </c:extLst>
         </c:ser>
@@ -2355,7 +2330,7 @@
           <a:effectLst/>
         </c:spPr>
         <c:txPr>
-          <a:bodyPr rot="-60000000" spcFirstLastPara="1" vertOverflow="ellipsis" vert="horz" wrap="square" anchor="ctr" anchorCtr="1"/>
+          <a:bodyPr rot="-60000000" spcFirstLastPara="1" vertOverflow="ellipsis" vert="horz" wrap="square" anchor="t" anchorCtr="0"/>
           <a:lstStyle/>
           <a:p>
             <a:pPr>

--- a/Files/Siebe Boeckx Resume.docx
+++ b/Files/Siebe Boeckx Resume.docx
@@ -567,12 +567,12 @@
           <w:p>
             <w:pPr>
               <w:rPr>
-                <w:lang w:val="en-GB"/>
-              </w:rPr>
-            </w:pPr>
-            <w:r>
-              <w:rPr>
-                <w:lang w:val="en-GB"/>
+                <w:lang w:val="fr-BE"/>
+              </w:rPr>
+            </w:pPr>
+            <w:r>
+              <w:rPr>
+                <w:lang w:val="fr-BE"/>
               </w:rPr>
               <w:t>Ex-scout</w:t>
             </w:r>
@@ -580,21 +580,63 @@
           <w:p>
             <w:pPr>
               <w:pStyle w:val="Heading3"/>
-            </w:pPr>
-            <w:r>
+              <w:rPr>
+                <w:lang w:val="fr-BE"/>
+              </w:rPr>
+            </w:pPr>
+            <w:r>
+              <w:rPr>
+                <w:lang w:val="fr-BE"/>
+              </w:rPr>
               <w:t>Languages</w:t>
             </w:r>
           </w:p>
-          <w:p/>
-          <w:p/>
-          <w:p/>
-          <w:p/>
-          <w:p/>
+          <w:p>
+            <w:pPr>
+              <w:rPr>
+                <w:lang w:val="fr-BE"/>
+              </w:rPr>
+            </w:pPr>
+          </w:p>
+          <w:p>
+            <w:pPr>
+              <w:rPr>
+                <w:lang w:val="fr-BE"/>
+              </w:rPr>
+            </w:pPr>
+          </w:p>
+          <w:p>
+            <w:pPr>
+              <w:rPr>
+                <w:lang w:val="fr-BE"/>
+              </w:rPr>
+            </w:pPr>
+          </w:p>
+          <w:p>
+            <w:pPr>
+              <w:rPr>
+                <w:lang w:val="fr-BE"/>
+              </w:rPr>
+            </w:pPr>
+          </w:p>
+          <w:p>
+            <w:pPr>
+              <w:rPr>
+                <w:lang w:val="fr-BE"/>
+              </w:rPr>
+            </w:pPr>
+          </w:p>
           <w:p>
             <w:pPr>
               <w:pStyle w:val="Heading3"/>
-            </w:pPr>
-            <w:r>
+              <w:rPr>
+                <w:lang w:val="fr-BE"/>
+              </w:rPr>
+            </w:pPr>
+            <w:r>
+              <w:rPr>
+                <w:lang w:val="fr-BE"/>
+              </w:rPr>
               <w:t>Technical skills</w:t>
             </w:r>
           </w:p>
@@ -609,7 +651,7 @@
                 <w:tab w:val="left" w:pos="990"/>
               </w:tabs>
               <w:rPr>
-                <w:lang w:val="en-GB"/>
+                <w:lang w:val="fr-BE"/>
               </w:rPr>
             </w:pPr>
           </w:p>
@@ -1147,14 +1189,14 @@
               <w:rPr>
                 <w:i/>
                 <w:iCs/>
-                <w:lang w:val="en-GB"/>
+                <w:lang w:val="nl-BE"/>
               </w:rPr>
             </w:pPr>
             <w:r>
               <w:rPr>
                 <w:i/>
                 <w:iCs/>
-                <w:lang w:val="en-GB"/>
+                <w:lang w:val="nl-BE"/>
               </w:rPr>
               <w:t>Don Bosco</w:t>
             </w:r>
@@ -1162,25 +1204,15 @@
               <w:rPr>
                 <w:i/>
                 <w:iCs/>
-                <w:lang w:val="en-GB"/>
-              </w:rPr>
-              <w:t xml:space="preserve"> </w:t>
-            </w:r>
-            <w:proofErr w:type="spellStart"/>
+                <w:lang w:val="nl-BE"/>
+              </w:rPr>
+              <w:t xml:space="preserve"> Instituut</w:t>
+            </w:r>
             <w:r>
               <w:rPr>
                 <w:i/>
                 <w:iCs/>
-                <w:lang w:val="en-GB"/>
-              </w:rPr>
-              <w:t>Instituut</w:t>
-            </w:r>
-            <w:proofErr w:type="spellEnd"/>
-            <w:r>
-              <w:rPr>
-                <w:i/>
-                <w:iCs/>
-                <w:lang w:val="en-GB"/>
+                <w:lang w:val="nl-BE"/>
               </w:rPr>
               <w:t xml:space="preserve"> Haacht</w:t>
             </w:r>
@@ -1188,7 +1220,7 @@
           <w:p>
             <w:pPr>
               <w:rPr>
-                <w:lang w:val="en-GB"/>
+                <w:lang w:val="nl-BE"/>
               </w:rPr>
             </w:pPr>
           </w:p>
@@ -1196,12 +1228,12 @@
             <w:pPr>
               <w:pStyle w:val="Heading2"/>
               <w:rPr>
-                <w:lang w:val="en-GB"/>
-              </w:rPr>
-            </w:pPr>
-            <w:r>
-              <w:rPr>
-                <w:lang w:val="en-GB"/>
+                <w:lang w:val="nl-BE"/>
+              </w:rPr>
+            </w:pPr>
+            <w:r>
+              <w:rPr>
+                <w:lang w:val="nl-BE"/>
               </w:rPr>
               <w:t>Extra Info</w:t>
             </w:r>
@@ -1230,6 +1262,9 @@
         </w:rPr>
       </w:pPr>
       <w:r>
+        <w:rPr>
+          <w:noProof/>
+        </w:rPr>
         <w:drawing>
           <wp:anchor distT="0" distB="0" distL="114300" distR="114300" simplePos="0" relativeHeight="251658240" behindDoc="0" locked="0" layoutInCell="1" allowOverlap="1" wp14:anchorId="6D8D1782" wp14:editId="32D0154C">
             <wp:simplePos x="0" y="0"/>
@@ -1281,11 +1316,25 @@
         </w:rPr>
         <w:t xml:space="preserve">: </w:t>
       </w:r>
+    </w:p>
+    <w:p>
+      <w:pPr>
+        <w:ind w:left="142"/>
+        <w:rPr>
+          <w:lang w:val="en-GB"/>
+        </w:rPr>
+      </w:pPr>
       <w:r>
         <w:rPr>
           <w:lang w:val="en-GB"/>
         </w:rPr>
         <w:t>HTML, CSS, JavaScript</w:t>
+      </w:r>
+      <w:r>
+        <w:rPr>
+          <w:lang w:val="en-GB"/>
+        </w:rPr>
+        <w:t>, OpenGL, Vulkan</w:t>
       </w:r>
     </w:p>
     <w:sectPr>

--- a/Files/Siebe Boeckx Resume.docx
+++ b/Files/Siebe Boeckx Resume.docx
@@ -1334,7 +1334,33 @@
         <w:rPr>
           <w:lang w:val="en-GB"/>
         </w:rPr>
-        <w:t>, OpenGL, Vulkan</w:t>
+        <w:t xml:space="preserve">, </w:t>
+      </w:r>
+      <w:r>
+        <w:rPr>
+          <w:lang w:val="en-GB"/>
+        </w:rPr>
+        <w:t xml:space="preserve">OpenGL, </w:t>
+      </w:r>
+    </w:p>
+    <w:p>
+      <w:pPr>
+        <w:ind w:left="142"/>
+        <w:rPr>
+          <w:lang w:val="en-GB"/>
+        </w:rPr>
+      </w:pPr>
+      <w:r>
+        <w:rPr>
+          <w:lang w:val="en-GB"/>
+        </w:rPr>
+        <w:t>DirectX</w:t>
+      </w:r>
+      <w:r>
+        <w:rPr>
+          <w:lang w:val="en-GB"/>
+        </w:rPr>
+        <w:t>, Vulkan</w:t>
       </w:r>
     </w:p>
     <w:sectPr>
